--- a/zht/docx/27.content.docx
+++ b/zht/docx/27.content.docx
@@ -19,7 +19,7 @@
         <w:rPr>
           <w:lang w:val="zh_TW" w:bidi="zh_TW"/>
         </w:rPr>
-        <w:t>Resource: 研讀筆記 - 書籍簡介 (Tyndale)</w:t>
+        <w:t>Resource: Tyndale Open Study Notes</w:t>
       </w:r>
       <w:r>
         <w:rPr>
@@ -112,7 +112,7 @@
         <w:rPr>
           <w:lang w:val="zh_TW" w:bidi="zh_TW"/>
         </w:rPr>
-        <w:t>研讀筆記 - 書籍簡介 (Tyndale)</w:t>
+        <w:t>Tyndale Open Study Notes</w:t>
       </w:r>
     </w:p>
     <w:p>

--- a/zht/docx/27.content.docx
+++ b/zht/docx/27.content.docx
@@ -19,7 +19,7 @@
         <w:rPr>
           <w:lang w:val="zh_TW" w:bidi="zh_TW"/>
         </w:rPr>
-        <w:t>Resource: Tyndale Open Study Notes</w:t>
+        <w:t>Resource: Aquifer Open Study Notes (Book Intros)</w:t>
       </w:r>
       <w:r>
         <w:rPr>
@@ -112,7 +112,7 @@
         <w:rPr>
           <w:lang w:val="zh_TW" w:bidi="zh_TW"/>
         </w:rPr>
-        <w:t>Tyndale Open Study Notes</w:t>
+        <w:t>Aquifer Open Study Notes (Book Intros)</w:t>
       </w:r>
     </w:p>
     <w:p>

--- a/zht/docx/27.content.docx
+++ b/zht/docx/27.content.docx
@@ -258,132 +258,84 @@
         </w:rPr>
         <w:t>在公元前605年，巴比倫的尼布甲尼撒二世（Nebuchadnezzar II）（公元前605–562年）攻打耶路撒冷，並將一些以色列人擄回巴比倫，其中包括了猶大王室的一些年輕人（</w:t>
       </w:r>
-      <w:hyperlink r:id="rId13">
-        <w:r>
-          <w:rPr>
-            <w:lang w:val="zh_TW" w:bidi="zh_TW"/>
-          </w:rPr>
-          <w:rPr>
-            <w:color w:val="0000EE"/>
-            <w:u w:val="single"/>
-          </w:rPr>
-          <w:t>1:1–4</w:t>
-        </w:r>
-      </w:hyperlink>
+      <w:r>
+        <w:rPr>
+          <w:lang w:val="zh_TW" w:bidi="zh_TW"/>
+        </w:rPr>
+        <w:t>1:1–4</w:t>
+      </w:r>
       <w:r>
         <w:rPr>
           <w:lang w:val="zh_TW" w:bidi="zh_TW"/>
         </w:rPr>
         <w:t>）。在這一歷史事件中，神開始把祂的子民送往被擄之地，正如祂所警告過的一樣。以色列人違背了神的約，失信於神（</w:t>
       </w:r>
-      <w:hyperlink r:id="rId14">
-        <w:r>
-          <w:rPr>
-            <w:lang w:val="zh_TW" w:bidi="zh_TW"/>
-          </w:rPr>
-          <w:rPr>
-            <w:color w:val="0000EE"/>
-            <w:u w:val="single"/>
-          </w:rPr>
-          <w:t>申28:36</w:t>
-        </w:r>
-      </w:hyperlink>
+      <w:r>
+        <w:rPr>
+          <w:lang w:val="zh_TW" w:bidi="zh_TW"/>
+        </w:rPr>
+        <w:t>申28:36</w:t>
+      </w:r>
       <w:r>
         <w:rPr>
           <w:lang w:val="zh_TW" w:bidi="zh_TW"/>
         </w:rPr>
         <w:t>、</w:t>
       </w:r>
-      <w:hyperlink r:id="rId15">
-        <w:r>
-          <w:rPr>
-            <w:lang w:val="zh_TW" w:bidi="zh_TW"/>
-          </w:rPr>
-          <w:rPr>
-            <w:color w:val="0000EE"/>
-            <w:u w:val="single"/>
-          </w:rPr>
-          <w:t>64</w:t>
-        </w:r>
-      </w:hyperlink>
+      <w:r>
+        <w:rPr>
+          <w:lang w:val="zh_TW" w:bidi="zh_TW"/>
+        </w:rPr>
+        <w:t>64</w:t>
+      </w:r>
       <w:r>
         <w:rPr>
           <w:lang w:val="zh_TW" w:bidi="zh_TW"/>
         </w:rPr>
         <w:t>；</w:t>
       </w:r>
-      <w:hyperlink r:id="rId16">
-        <w:r>
-          <w:rPr>
-            <w:lang w:val="zh_TW" w:bidi="zh_TW"/>
-          </w:rPr>
-          <w:rPr>
-            <w:color w:val="0000EE"/>
-            <w:u w:val="single"/>
-          </w:rPr>
-          <w:t>耶11:1–17，</w:t>
-        </w:r>
-      </w:hyperlink>
-      <w:hyperlink r:id="rId17">
-        <w:r>
-          <w:rPr>
-            <w:lang w:val="zh_TW" w:bidi="zh_TW"/>
-          </w:rPr>
-          <w:rPr>
-            <w:color w:val="0000EE"/>
-            <w:u w:val="single"/>
-          </w:rPr>
-          <w:t>25:11–12，</w:t>
-        </w:r>
-      </w:hyperlink>
-      <w:hyperlink r:id="rId18">
-        <w:r>
-          <w:rPr>
-            <w:lang w:val="zh_TW" w:bidi="zh_TW"/>
-          </w:rPr>
-          <w:rPr>
-            <w:color w:val="0000EE"/>
-            <w:u w:val="single"/>
-          </w:rPr>
-          <w:t>29:10–11</w:t>
-        </w:r>
-      </w:hyperlink>
+      <w:r>
+        <w:rPr>
+          <w:lang w:val="zh_TW" w:bidi="zh_TW"/>
+        </w:rPr>
+        <w:t>耶11:1–17，</w:t>
+      </w:r>
+      <w:r>
+        <w:rPr>
+          <w:lang w:val="zh_TW" w:bidi="zh_TW"/>
+        </w:rPr>
+        <w:t>25:11–12，</w:t>
+      </w:r>
+      <w:r>
+        <w:rPr>
+          <w:lang w:val="zh_TW" w:bidi="zh_TW"/>
+        </w:rPr>
+        <w:t>29:10–11</w:t>
+      </w:r>
       <w:r>
         <w:rPr>
           <w:lang w:val="zh_TW" w:bidi="zh_TW"/>
         </w:rPr>
         <w:t>）。通過強大的尼布甲尼撒王，神審判了祂的子民以色列（</w:t>
       </w:r>
-      <w:hyperlink r:id="rId19">
-        <w:r>
-          <w:rPr>
-            <w:lang w:val="zh_TW" w:bidi="zh_TW"/>
-          </w:rPr>
-          <w:rPr>
-            <w:color w:val="0000EE"/>
-            <w:u w:val="single"/>
-          </w:rPr>
-          <w:t>耶25:9</w:t>
-        </w:r>
-      </w:hyperlink>
+      <w:r>
+        <w:rPr>
+          <w:lang w:val="zh_TW" w:bidi="zh_TW"/>
+        </w:rPr>
+        <w:t>耶25:9</w:t>
+      </w:r>
       <w:r>
         <w:rPr>
           <w:lang w:val="zh_TW" w:bidi="zh_TW"/>
         </w:rPr>
         <w:t>）。在那段時間裡，但以理和他的朋友們開始了尼布甲尼撒所命令的文化薰陶過程，藉此威脅將他們融入到異教的生活方式中，同時也意圖有效的消除他們作為耶和華聖潔子民的身份（見</w:t>
       </w:r>
-      <w:hyperlink r:id="rId20">
-        <w:r>
-          <w:rPr>
-            <w:lang w:val="zh_TW" w:bidi="zh_TW"/>
-          </w:rPr>
-          <w:rPr>
-            <w:color w:val="0000EE"/>
-            <w:u w:val="single"/>
-          </w:rPr>
-          <w:t>出19:5–6</w:t>
-        </w:r>
-      </w:hyperlink>
+      <w:r>
+        <w:rPr>
+          <w:lang w:val="zh_TW" w:bidi="zh_TW"/>
+        </w:rPr>
+        <w:t>出19:5–6</w:t>
+      </w:r>
       <w:r>
         <w:rPr>
           <w:lang w:val="zh_TW" w:bidi="zh_TW"/>
@@ -404,36 +356,24 @@
         </w:rPr>
         <w:t>與此同時，巴比倫人繼續摧毀猶大和耶路撒冷。公元前 597 年，更多以色列人被帶到巴比倫，公元前 586 年，耶路撒冷被毀滅。公元前 586 年之後，猶大不再是一個國家；神的子民完全的無助且絕望。在他們生命的這個低谷，神的子民成為列國的尾，而不是他們的首（見</w:t>
       </w:r>
-      <w:hyperlink r:id="rId21">
-        <w:r>
-          <w:rPr>
-            <w:lang w:val="zh_TW" w:bidi="zh_TW"/>
-          </w:rPr>
-          <w:rPr>
-            <w:color w:val="0000EE"/>
-            <w:u w:val="single"/>
-          </w:rPr>
-          <w:t>申28:13</w:t>
-        </w:r>
-      </w:hyperlink>
+      <w:r>
+        <w:rPr>
+          <w:lang w:val="zh_TW" w:bidi="zh_TW"/>
+        </w:rPr>
+        <w:t>申28:13</w:t>
+      </w:r>
       <w:r>
         <w:rPr>
           <w:lang w:val="zh_TW" w:bidi="zh_TW"/>
         </w:rPr>
         <w:t>、</w:t>
       </w:r>
-      <w:hyperlink r:id="rId22">
-        <w:r>
-          <w:rPr>
-            <w:lang w:val="zh_TW" w:bidi="zh_TW"/>
-          </w:rPr>
-          <w:rPr>
-            <w:color w:val="0000EE"/>
-            <w:u w:val="single"/>
-          </w:rPr>
-          <w:t>44</w:t>
-        </w:r>
-      </w:hyperlink>
+      <w:r>
+        <w:rPr>
+          <w:lang w:val="zh_TW" w:bidi="zh_TW"/>
+        </w:rPr>
+        <w:t>44</w:t>
+      </w:r>
       <w:r>
         <w:rPr>
           <w:lang w:val="zh_TW" w:bidi="zh_TW"/>
@@ -454,54 +394,36 @@
         </w:rPr>
         <w:t>亞伯拉罕的後裔將成為萬國祝福的應許似乎無望兌現了（</w:t>
       </w:r>
-      <w:hyperlink r:id="rId23">
-        <w:r>
-          <w:rPr>
-            <w:lang w:val="zh_TW" w:bidi="zh_TW"/>
-          </w:rPr>
-          <w:rPr>
-            <w:color w:val="0000EE"/>
-            <w:u w:val="single"/>
-          </w:rPr>
-          <w:t>創12:1–3</w:t>
-        </w:r>
-      </w:hyperlink>
+      <w:r>
+        <w:rPr>
+          <w:lang w:val="zh_TW" w:bidi="zh_TW"/>
+        </w:rPr>
+        <w:t>創12:1–3</w:t>
+      </w:r>
       <w:r>
         <w:rPr>
           <w:lang w:val="zh_TW" w:bidi="zh_TW"/>
         </w:rPr>
         <w:t>）。古代近東的外邦大國，先是亞述，後是巴比倫，相繼統治了世界。被擄中的以色列會發生什麼？神對亞伯拉罕、以撒、雅各、摩西（</w:t>
       </w:r>
-      <w:hyperlink r:id="rId24">
-        <w:r>
-          <w:rPr>
-            <w:lang w:val="zh_TW" w:bidi="zh_TW"/>
-          </w:rPr>
-          <w:rPr>
-            <w:color w:val="0000EE"/>
-            <w:u w:val="single"/>
-          </w:rPr>
-          <w:t>出19–20</w:t>
-        </w:r>
-      </w:hyperlink>
+      <w:r>
+        <w:rPr>
+          <w:lang w:val="zh_TW" w:bidi="zh_TW"/>
+        </w:rPr>
+        <w:t>出19–20</w:t>
+      </w:r>
       <w:r>
         <w:rPr>
           <w:lang w:val="zh_TW" w:bidi="zh_TW"/>
         </w:rPr>
         <w:t>）和大衛（</w:t>
       </w:r>
-      <w:hyperlink r:id="rId25">
-        <w:r>
-          <w:rPr>
-            <w:lang w:val="zh_TW" w:bidi="zh_TW"/>
-          </w:rPr>
-          <w:rPr>
-            <w:color w:val="0000EE"/>
-            <w:u w:val="single"/>
-          </w:rPr>
-          <w:t>撒下7:1–29</w:t>
-        </w:r>
-      </w:hyperlink>
+      <w:r>
+        <w:rPr>
+          <w:lang w:val="zh_TW" w:bidi="zh_TW"/>
+        </w:rPr>
+        <w:t>撒下7:1–29</w:t>
+      </w:r>
       <w:r>
         <w:rPr>
           <w:lang w:val="zh_TW" w:bidi="zh_TW"/>
@@ -522,18 +444,12 @@
         </w:rPr>
         <w:t>但以理在幾位巴比倫王的統治期間，直到巴比倫被擄結束，始終保持他的正直，尊重他的人民，並榮耀他的神。當神的子民忍受「被擄之死」（</w:t>
       </w:r>
-      <w:hyperlink r:id="rId26">
-        <w:r>
-          <w:rPr>
-            <w:lang w:val="zh_TW" w:bidi="zh_TW"/>
-          </w:rPr>
-          <w:rPr>
-            <w:color w:val="0000EE"/>
-            <w:u w:val="single"/>
-          </w:rPr>
-          <w:t>結37</w:t>
-        </w:r>
-      </w:hyperlink>
+      <w:r>
+        <w:rPr>
+          <w:lang w:val="zh_TW" w:bidi="zh_TW"/>
+        </w:rPr>
+        <w:t>結37</w:t>
+      </w:r>
       <w:r>
         <w:rPr>
           <w:lang w:val="zh_TW" w:bidi="zh_TW"/>
@@ -554,84 +470,54 @@
         </w:rPr>
         <w:t>公元前 539 年，波斯的賽鲁士（Cyrus）入侵巴比倫，進入巴比倫首都，征服了巴比倫及其褻瀆神的统治者伯沙撒（Belshazzar），震撼了世界，這正如先知以賽亞所預言的那樣（</w:t>
       </w:r>
-      <w:hyperlink r:id="rId27">
-        <w:r>
-          <w:rPr>
-            <w:lang w:val="zh_TW" w:bidi="zh_TW"/>
-          </w:rPr>
-          <w:rPr>
-            <w:color w:val="0000EE"/>
-            <w:u w:val="single"/>
-          </w:rPr>
-          <w:t>賽44:26–45:7</w:t>
-        </w:r>
-      </w:hyperlink>
+      <w:r>
+        <w:rPr>
+          <w:lang w:val="zh_TW" w:bidi="zh_TW"/>
+        </w:rPr>
+        <w:t>賽44:26–45:7</w:t>
+      </w:r>
       <w:r>
         <w:rPr>
           <w:lang w:val="zh_TW" w:bidi="zh_TW"/>
         </w:rPr>
         <w:t>）。但以理見證了被擄的百姓可以返回家園的法令（見</w:t>
       </w:r>
-      <w:hyperlink r:id="rId28">
-        <w:r>
-          <w:rPr>
-            <w:lang w:val="zh_TW" w:bidi="zh_TW"/>
-          </w:rPr>
-          <w:rPr>
-            <w:color w:val="0000EE"/>
-            <w:u w:val="single"/>
-          </w:rPr>
-          <w:t>拉1:2–4</w:t>
-        </w:r>
-      </w:hyperlink>
+      <w:r>
+        <w:rPr>
+          <w:lang w:val="zh_TW" w:bidi="zh_TW"/>
+        </w:rPr>
+        <w:t>拉1:2–4</w:t>
+      </w:r>
       <w:r>
         <w:rPr>
           <w:lang w:val="zh_TW" w:bidi="zh_TW"/>
         </w:rPr>
         <w:t>）。這應驗了耶利米的預言（</w:t>
       </w:r>
-      <w:hyperlink r:id="rId17">
-        <w:r>
-          <w:rPr>
-            <w:lang w:val="zh_TW" w:bidi="zh_TW"/>
-          </w:rPr>
-          <w:rPr>
-            <w:color w:val="0000EE"/>
-            <w:u w:val="single"/>
-          </w:rPr>
-          <w:t>耶25:11–12，</w:t>
-        </w:r>
-      </w:hyperlink>
-      <w:hyperlink r:id="rId18">
-        <w:r>
-          <w:rPr>
-            <w:lang w:val="zh_TW" w:bidi="zh_TW"/>
-          </w:rPr>
-          <w:rPr>
-            <w:color w:val="0000EE"/>
-            <w:u w:val="single"/>
-          </w:rPr>
-          <w:t>29:10–11</w:t>
-        </w:r>
-      </w:hyperlink>
+      <w:r>
+        <w:rPr>
+          <w:lang w:val="zh_TW" w:bidi="zh_TW"/>
+        </w:rPr>
+        <w:t>耶25:11–12，</w:t>
+      </w:r>
+      <w:r>
+        <w:rPr>
+          <w:lang w:val="zh_TW" w:bidi="zh_TW"/>
+        </w:rPr>
+        <w:t>29:10–11</w:t>
+      </w:r>
       <w:r>
         <w:rPr>
           <w:lang w:val="zh_TW" w:bidi="zh_TW"/>
         </w:rPr>
         <w:t>），也應驗了但以理在同一年早些時候的禱告（</w:t>
       </w:r>
-      <w:hyperlink r:id="rId29">
-        <w:r>
-          <w:rPr>
-            <w:lang w:val="zh_TW" w:bidi="zh_TW"/>
-          </w:rPr>
-          <w:rPr>
-            <w:color w:val="0000EE"/>
-            <w:u w:val="single"/>
-          </w:rPr>
-          <w:t>但9:1–19</w:t>
-        </w:r>
-      </w:hyperlink>
+      <w:r>
+        <w:rPr>
+          <w:lang w:val="zh_TW" w:bidi="zh_TW"/>
+        </w:rPr>
+        <w:t>但9:1–19</w:t>
+      </w:r>
       <w:r>
         <w:rPr>
           <w:lang w:val="zh_TW" w:bidi="zh_TW"/>
@@ -677,126 +563,84 @@
         </w:rPr>
         <w:t>但以理書涵蓋了從公元前605年到公元前535年左右的時期。</w:t>
       </w:r>
-      <w:hyperlink r:id="rId30">
-        <w:r>
-          <w:rPr>
-            <w:lang w:val="zh_TW" w:bidi="zh_TW"/>
-          </w:rPr>
-          <w:rPr>
-            <w:color w:val="0000EE"/>
-            <w:u w:val="single"/>
-          </w:rPr>
-          <w:t>第一至六章</w:t>
-        </w:r>
-      </w:hyperlink>
+      <w:r>
+        <w:rPr>
+          <w:lang w:val="zh_TW" w:bidi="zh_TW"/>
+        </w:rPr>
+        <w:t>第一至六章</w:t>
+      </w:r>
       <w:r>
         <w:rPr>
           <w:lang w:val="zh_TW" w:bidi="zh_TW"/>
         </w:rPr>
         <w:t>描述了神對但以理和他的朋友們的信實，因為他們一直忠於神和祂的律法。希伯來的俘虜們曾三次面與神律法相悖的皇家法令（</w:t>
       </w:r>
-      <w:hyperlink r:id="rId31">
-        <w:r>
-          <w:rPr>
-            <w:lang w:val="zh_TW" w:bidi="zh_TW"/>
-          </w:rPr>
-          <w:rPr>
-            <w:color w:val="0000EE"/>
-            <w:u w:val="single"/>
-          </w:rPr>
-          <w:t>第1章</w:t>
-        </w:r>
-      </w:hyperlink>
+      <w:r>
+        <w:rPr>
+          <w:lang w:val="zh_TW" w:bidi="zh_TW"/>
+        </w:rPr>
+        <w:t>第1章</w:t>
+      </w:r>
       <w:r>
         <w:rPr>
           <w:lang w:val="zh_TW" w:bidi="zh_TW"/>
         </w:rPr>
         <w:t>、</w:t>
       </w:r>
-      <w:hyperlink r:id="rId32">
-        <w:r>
-          <w:rPr>
-            <w:lang w:val="zh_TW" w:bidi="zh_TW"/>
-          </w:rPr>
-          <w:rPr>
-            <w:color w:val="0000EE"/>
-            <w:u w:val="single"/>
-          </w:rPr>
-          <w:t>第3章</w:t>
-        </w:r>
-      </w:hyperlink>
+      <w:r>
+        <w:rPr>
+          <w:lang w:val="zh_TW" w:bidi="zh_TW"/>
+        </w:rPr>
+        <w:t>第3章</w:t>
+      </w:r>
       <w:r>
         <w:rPr>
           <w:lang w:val="zh_TW" w:bidi="zh_TW"/>
         </w:rPr>
         <w:t>、</w:t>
       </w:r>
-      <w:hyperlink r:id="rId33">
-        <w:r>
-          <w:rPr>
-            <w:lang w:val="zh_TW" w:bidi="zh_TW"/>
-          </w:rPr>
-          <w:rPr>
-            <w:color w:val="0000EE"/>
-            <w:u w:val="single"/>
-          </w:rPr>
-          <w:t>第6章</w:t>
-        </w:r>
-      </w:hyperlink>
+      <w:r>
+        <w:rPr>
+          <w:lang w:val="zh_TW" w:bidi="zh_TW"/>
+        </w:rPr>
+        <w:t>第6章</w:t>
+      </w:r>
       <w:r>
         <w:rPr>
           <w:lang w:val="zh_TW" w:bidi="zh_TW"/>
         </w:rPr>
         <w:t>）；這三次，他們都在順服神的同時展現了智慧，神也拯救他們免受傷害。神三次透過但以理說話，解釋祂給異教君王的啟示（</w:t>
       </w:r>
-      <w:hyperlink r:id="rId34">
-        <w:r>
-          <w:rPr>
-            <w:lang w:val="zh_TW" w:bidi="zh_TW"/>
-          </w:rPr>
-          <w:rPr>
-            <w:color w:val="0000EE"/>
-            <w:u w:val="single"/>
-          </w:rPr>
-          <w:t>第2章</w:t>
-        </w:r>
-      </w:hyperlink>
+      <w:r>
+        <w:rPr>
+          <w:lang w:val="zh_TW" w:bidi="zh_TW"/>
+        </w:rPr>
+        <w:t>第2章</w:t>
+      </w:r>
       <w:r>
         <w:rPr>
           <w:lang w:val="zh_TW" w:bidi="zh_TW"/>
         </w:rPr>
         <w:t>、</w:t>
       </w:r>
-      <w:hyperlink r:id="rId35">
-        <w:r>
-          <w:rPr>
-            <w:lang w:val="zh_TW" w:bidi="zh_TW"/>
-          </w:rPr>
-          <w:rPr>
-            <w:color w:val="0000EE"/>
-            <w:u w:val="single"/>
-          </w:rPr>
-          <w:t>第4章</w:t>
-        </w:r>
-      </w:hyperlink>
+      <w:r>
+        <w:rPr>
+          <w:lang w:val="zh_TW" w:bidi="zh_TW"/>
+        </w:rPr>
+        <w:t>第4章</w:t>
+      </w:r>
       <w:r>
         <w:rPr>
           <w:lang w:val="zh_TW" w:bidi="zh_TW"/>
         </w:rPr>
         <w:t>、</w:t>
       </w:r>
-      <w:hyperlink r:id="rId36">
-        <w:r>
-          <w:rPr>
-            <w:lang w:val="zh_TW" w:bidi="zh_TW"/>
-          </w:rPr>
-          <w:rPr>
-            <w:color w:val="0000EE"/>
-            <w:u w:val="single"/>
-          </w:rPr>
-          <w:t>第5章</w:t>
-        </w:r>
-      </w:hyperlink>
+      <w:r>
+        <w:rPr>
+          <w:lang w:val="zh_TW" w:bidi="zh_TW"/>
+        </w:rPr>
+        <w:t>第5章</w:t>
+      </w:r>
       <w:r>
         <w:rPr>
           <w:lang w:val="zh_TW" w:bidi="zh_TW"/>
@@ -817,108 +661,72 @@
         </w:rPr>
         <w:t>在</w:t>
       </w:r>
-      <w:hyperlink r:id="rId37">
-        <w:r>
-          <w:rPr>
-            <w:lang w:val="zh_TW" w:bidi="zh_TW"/>
-          </w:rPr>
-          <w:rPr>
-            <w:color w:val="0000EE"/>
-            <w:u w:val="single"/>
-          </w:rPr>
-          <w:t>第七至十二章</w:t>
-        </w:r>
-      </w:hyperlink>
+      <w:r>
+        <w:rPr>
+          <w:lang w:val="zh_TW" w:bidi="zh_TW"/>
+        </w:rPr>
+        <w:t>第七至十二章</w:t>
+      </w:r>
       <w:r>
         <w:rPr>
           <w:lang w:val="zh_TW" w:bidi="zh_TW"/>
         </w:rPr>
         <w:t>，重點轉向神對歷史進程的主權。</w:t>
       </w:r>
-      <w:hyperlink r:id="rId38">
-        <w:r>
-          <w:rPr>
-            <w:lang w:val="zh_TW" w:bidi="zh_TW"/>
-          </w:rPr>
-          <w:rPr>
-            <w:color w:val="0000EE"/>
-            <w:u w:val="single"/>
-          </w:rPr>
-          <w:t>第七章</w:t>
-        </w:r>
-      </w:hyperlink>
+      <w:r>
+        <w:rPr>
+          <w:lang w:val="zh_TW" w:bidi="zh_TW"/>
+        </w:rPr>
+        <w:t>第七章</w:t>
+      </w:r>
       <w:r>
         <w:rPr>
           <w:lang w:val="zh_TW" w:bidi="zh_TW"/>
         </w:rPr>
         <w:t>使用動物的象徵來講述與</w:t>
       </w:r>
-      <w:hyperlink r:id="rId34">
-        <w:r>
-          <w:rPr>
-            <w:lang w:val="zh_TW" w:bidi="zh_TW"/>
-          </w:rPr>
-          <w:rPr>
-            <w:color w:val="0000EE"/>
-            <w:u w:val="single"/>
-          </w:rPr>
-          <w:t>第二章</w:t>
-        </w:r>
-      </w:hyperlink>
+      <w:r>
+        <w:rPr>
+          <w:lang w:val="zh_TW" w:bidi="zh_TW"/>
+        </w:rPr>
+        <w:t>第二章</w:t>
+      </w:r>
       <w:r>
         <w:rPr>
           <w:lang w:val="zh_TW" w:bidi="zh_TW"/>
         </w:rPr>
         <w:t>相同的故事：世界歷史的高潮將會是神國度的建立，但首先神和祂的旨意將受到激烈的反對。第八章強調波斯和希臘所扮演的角色，以一個反對神子民的邪惡統治者的行為作為高潮。第九章的特色是但以理不同尋常的禱告，其感動源自耶利米有關七十年被擄將滿的預言（</w:t>
       </w:r>
-      <w:hyperlink r:id="rId39">
-        <w:r>
-          <w:rPr>
-            <w:lang w:val="zh_TW" w:bidi="zh_TW"/>
-          </w:rPr>
-          <w:rPr>
-            <w:color w:val="0000EE"/>
-            <w:u w:val="single"/>
-          </w:rPr>
-          <w:t>9:1–2</w:t>
-        </w:r>
-      </w:hyperlink>
+      <w:r>
+        <w:rPr>
+          <w:lang w:val="zh_TW" w:bidi="zh_TW"/>
+        </w:rPr>
+        <w:t>9:1–2</w:t>
+      </w:r>
       <w:r>
         <w:rPr>
           <w:lang w:val="zh_TW" w:bidi="zh_TW"/>
         </w:rPr>
         <w:t>）。這禱告打動了神的心，幫助結束了被擄。由於這禱告，天使加百列被派遣來見但以理，揭示了即將到來的七十個七，這是神建立祂的子民和對付壓迫他們的人的計劃的概覽。在</w:t>
       </w:r>
-      <w:hyperlink r:id="rId40">
-        <w:r>
-          <w:rPr>
-            <w:lang w:val="zh_TW" w:bidi="zh_TW"/>
-          </w:rPr>
-          <w:rPr>
-            <w:color w:val="0000EE"/>
-            <w:u w:val="single"/>
-          </w:rPr>
-          <w:t>第十至十二章</w:t>
-        </w:r>
-      </w:hyperlink>
+      <w:r>
+        <w:rPr>
+          <w:lang w:val="zh_TW" w:bidi="zh_TW"/>
+        </w:rPr>
+        <w:t>第十至十二章</w:t>
+      </w:r>
       <w:r>
         <w:rPr>
           <w:lang w:val="zh_TW" w:bidi="zh_TW"/>
         </w:rPr>
         <w:t>，這卷書以最後的異象結束，描繪了從賽魯士第三年（公元前536年）到希臘和羅馬時期，直到復活時期的歷史。但以理忠於他的呼召，神應許他在末日他會復活（</w:t>
       </w:r>
-      <w:hyperlink r:id="rId41">
-        <w:r>
-          <w:rPr>
-            <w:lang w:val="zh_TW" w:bidi="zh_TW"/>
-          </w:rPr>
-          <w:rPr>
-            <w:color w:val="0000EE"/>
-            <w:u w:val="single"/>
-          </w:rPr>
-          <w:t>12:13</w:t>
-        </w:r>
-      </w:hyperlink>
+      <w:r>
+        <w:rPr>
+          <w:lang w:val="zh_TW" w:bidi="zh_TW"/>
+        </w:rPr>
+        <w:t>12:13</w:t>
+      </w:r>
       <w:r>
         <w:rPr>
           <w:lang w:val="zh_TW" w:bidi="zh_TW"/>
@@ -950,96 +758,60 @@
         </w:rPr>
         <w:t>學者們對但以理書最終成書的日期進行了無休止的辯論。大多數保守的學者認為但以理在公元前500年代晚期寫了這本書。這本書自稱是預言書（</w:t>
       </w:r>
-      <w:hyperlink r:id="rId42">
-        <w:r>
-          <w:rPr>
-            <w:lang w:val="zh_TW" w:bidi="zh_TW"/>
-          </w:rPr>
-          <w:rPr>
-            <w:color w:val="0000EE"/>
-            <w:u w:val="single"/>
-          </w:rPr>
-          <w:t>2:29–31，</w:t>
-        </w:r>
-      </w:hyperlink>
-      <w:hyperlink r:id="rId43">
-        <w:r>
-          <w:rPr>
-            <w:lang w:val="zh_TW" w:bidi="zh_TW"/>
-          </w:rPr>
-          <w:rPr>
-            <w:color w:val="0000EE"/>
-            <w:u w:val="single"/>
-          </w:rPr>
-          <w:t>4:24，</w:t>
-        </w:r>
-      </w:hyperlink>
-      <w:hyperlink r:id="rId37">
-        <w:r>
-          <w:rPr>
-            <w:lang w:val="zh_TW" w:bidi="zh_TW"/>
-          </w:rPr>
-          <w:rPr>
-            <w:color w:val="0000EE"/>
-            <w:u w:val="single"/>
-          </w:rPr>
-          <w:t>7:1–12:13</w:t>
-        </w:r>
-      </w:hyperlink>
+      <w:r>
+        <w:rPr>
+          <w:lang w:val="zh_TW" w:bidi="zh_TW"/>
+        </w:rPr>
+        <w:t>2:29–31，</w:t>
+      </w:r>
+      <w:r>
+        <w:rPr>
+          <w:lang w:val="zh_TW" w:bidi="zh_TW"/>
+        </w:rPr>
+        <w:t>4:24，</w:t>
+      </w:r>
+      <w:r>
+        <w:rPr>
+          <w:lang w:val="zh_TW" w:bidi="zh_TW"/>
+        </w:rPr>
+        <w:t>7:1–12:13</w:t>
+      </w:r>
       <w:r>
         <w:rPr>
           <w:lang w:val="zh_TW" w:bidi="zh_TW"/>
         </w:rPr>
         <w:t>），並且作者將但以理置於公元前500年代（</w:t>
       </w:r>
-      <w:hyperlink r:id="rId44">
-        <w:r>
-          <w:rPr>
-            <w:lang w:val="zh_TW" w:bidi="zh_TW"/>
-          </w:rPr>
-          <w:rPr>
-            <w:color w:val="0000EE"/>
-            <w:u w:val="single"/>
-          </w:rPr>
-          <w:t>2:1</w:t>
-        </w:r>
-      </w:hyperlink>
+      <w:r>
+        <w:rPr>
+          <w:lang w:val="zh_TW" w:bidi="zh_TW"/>
+        </w:rPr>
+        <w:t>2:1</w:t>
+      </w:r>
       <w:r>
         <w:rPr>
           <w:lang w:val="zh_TW" w:bidi="zh_TW"/>
         </w:rPr>
         <w:t>；</w:t>
       </w:r>
-      <w:hyperlink r:id="rId45">
-        <w:r>
-          <w:rPr>
-            <w:lang w:val="zh_TW" w:bidi="zh_TW"/>
-          </w:rPr>
-          <w:rPr>
-            <w:color w:val="0000EE"/>
-            <w:u w:val="single"/>
-          </w:rPr>
-          <w:t>5:1</w:t>
-        </w:r>
-      </w:hyperlink>
+      <w:r>
+        <w:rPr>
+          <w:lang w:val="zh_TW" w:bidi="zh_TW"/>
+        </w:rPr>
+        <w:t>5:1</w:t>
+      </w:r>
       <w:r>
         <w:rPr>
           <w:lang w:val="zh_TW" w:bidi="zh_TW"/>
         </w:rPr>
         <w:t>；</w:t>
       </w:r>
-      <w:hyperlink r:id="rId46">
-        <w:r>
-          <w:rPr>
-            <w:lang w:val="zh_TW" w:bidi="zh_TW"/>
-          </w:rPr>
-          <w:rPr>
-            <w:color w:val="0000EE"/>
-            <w:u w:val="single"/>
-          </w:rPr>
-          <w:t>10:1</w:t>
-        </w:r>
-      </w:hyperlink>
+      <w:r>
+        <w:rPr>
+          <w:lang w:val="zh_TW" w:bidi="zh_TW"/>
+        </w:rPr>
+        <w:t>10:1</w:t>
+      </w:r>
       <w:r>
         <w:rPr>
           <w:lang w:val="zh_TW" w:bidi="zh_TW"/>
@@ -1060,18 +832,12 @@
         </w:rPr>
         <w:t>其他學者認為這本書的寫作時間大約在公元前164年，主要是因為但以理書所描述的事件大約到那時才發生——</w:t>
       </w:r>
-      <w:hyperlink r:id="rId47">
-        <w:r>
-          <w:rPr>
-            <w:lang w:val="zh_TW" w:bidi="zh_TW"/>
-          </w:rPr>
-          <w:rPr>
-            <w:color w:val="0000EE"/>
-            <w:u w:val="single"/>
-          </w:rPr>
-          <w:t>第十一章1至35節</w:t>
-        </w:r>
-      </w:hyperlink>
+      <w:r>
+        <w:rPr>
+          <w:lang w:val="zh_TW" w:bidi="zh_TW"/>
+        </w:rPr>
+        <w:t>第十一章1至35節</w:t>
+      </w:r>
       <w:r>
         <w:rPr>
           <w:lang w:val="zh_TW" w:bidi="zh_TW"/>
@@ -1092,36 +858,24 @@
         </w:rPr>
         <w:t>然而，排除這本書的早期成書日期是有問題的。最重要的是，這本書現在的形式很明顯是由但以理一人所寫的；如果成書日期較晚，就表示作者不可能是但以理。然而如果但以理本人沒有寫下這些預言，那麼這本書的主張就缺乏神所啟示的預言應有的完整性，也就很難被希伯來正典所接受。但以理書主要的主張之一是神能預言未來（</w:t>
       </w:r>
-      <w:hyperlink r:id="rId48">
-        <w:r>
-          <w:rPr>
-            <w:lang w:val="zh_TW" w:bidi="zh_TW"/>
-          </w:rPr>
-          <w:rPr>
-            <w:color w:val="0000EE"/>
-            <w:u w:val="single"/>
-          </w:rPr>
-          <w:t>2:27–29</w:t>
-        </w:r>
-      </w:hyperlink>
+      <w:r>
+        <w:rPr>
+          <w:lang w:val="zh_TW" w:bidi="zh_TW"/>
+        </w:rPr>
+        <w:t>2:27–29</w:t>
+      </w:r>
       <w:r>
         <w:rPr>
           <w:lang w:val="zh_TW" w:bidi="zh_TW"/>
         </w:rPr>
         <w:t>；</w:t>
       </w:r>
-      <w:hyperlink r:id="rId49">
-        <w:r>
-          <w:rPr>
-            <w:lang w:val="zh_TW" w:bidi="zh_TW"/>
-          </w:rPr>
-          <w:rPr>
-            <w:color w:val="0000EE"/>
-            <w:u w:val="single"/>
-          </w:rPr>
-          <w:t>10:21</w:t>
-        </w:r>
-      </w:hyperlink>
+      <w:r>
+        <w:rPr>
+          <w:lang w:val="zh_TW" w:bidi="zh_TW"/>
+        </w:rPr>
+        <w:t>10:21</w:t>
+      </w:r>
       <w:r>
         <w:rPr>
           <w:lang w:val="zh_TW" w:bidi="zh_TW"/>
@@ -1195,90 +949,60 @@
         </w:rPr>
         <w:t>但以理書作為智慧文學。 但以理書是一本智慧之書，旨在使神的子民在神的道路上有智慧。智慧的人通過苦難得以潔淨，尋求公義的道路，並引導他人走上這條道路（</w:t>
       </w:r>
-      <w:hyperlink r:id="rId50">
-        <w:r>
-          <w:rPr>
-            <w:lang w:val="zh_TW" w:bidi="zh_TW"/>
-          </w:rPr>
-          <w:rPr>
-            <w:color w:val="0000EE"/>
-            <w:u w:val="single"/>
-          </w:rPr>
-          <w:t>11:33–35</w:t>
-        </w:r>
-      </w:hyperlink>
+      <w:r>
+        <w:rPr>
+          <w:lang w:val="zh_TW" w:bidi="zh_TW"/>
+        </w:rPr>
+        <w:t>11:33–35</w:t>
+      </w:r>
       <w:r>
         <w:rPr>
           <w:lang w:val="zh_TW" w:bidi="zh_TW"/>
         </w:rPr>
         <w:t>；</w:t>
       </w:r>
-      <w:hyperlink r:id="rId51">
-        <w:r>
-          <w:rPr>
-            <w:lang w:val="zh_TW" w:bidi="zh_TW"/>
-          </w:rPr>
-          <w:rPr>
-            <w:color w:val="0000EE"/>
-            <w:u w:val="single"/>
-          </w:rPr>
-          <w:t>12:3</w:t>
-        </w:r>
-      </w:hyperlink>
+      <w:r>
+        <w:rPr>
+          <w:lang w:val="zh_TW" w:bidi="zh_TW"/>
+        </w:rPr>
+        <w:t>12:3</w:t>
+      </w:r>
       <w:r>
         <w:rPr>
           <w:lang w:val="zh_TW" w:bidi="zh_TW"/>
         </w:rPr>
         <w:t>）。智慧的人知道至高神是眾神之神，祂掌握著未來，並且能夠拯救祂的子民脫離任何危險（</w:t>
       </w:r>
-      <w:hyperlink r:id="rId52">
-        <w:r>
-          <w:rPr>
-            <w:lang w:val="zh_TW" w:bidi="zh_TW"/>
-          </w:rPr>
-          <w:rPr>
-            <w:color w:val="0000EE"/>
-            <w:u w:val="single"/>
-          </w:rPr>
-          <w:t>3:16–18</w:t>
-        </w:r>
-      </w:hyperlink>
+      <w:r>
+        <w:rPr>
+          <w:lang w:val="zh_TW" w:bidi="zh_TW"/>
+        </w:rPr>
+        <w:t>3:16–18</w:t>
+      </w:r>
       <w:r>
         <w:rPr>
           <w:lang w:val="zh_TW" w:bidi="zh_TW"/>
         </w:rPr>
         <w:t>；</w:t>
       </w:r>
-      <w:hyperlink r:id="rId53">
-        <w:r>
-          <w:rPr>
-            <w:lang w:val="zh_TW" w:bidi="zh_TW"/>
-          </w:rPr>
-          <w:rPr>
-            <w:color w:val="0000EE"/>
-            <w:u w:val="single"/>
-          </w:rPr>
-          <w:t>6:21–22</w:t>
-        </w:r>
-      </w:hyperlink>
+      <w:r>
+        <w:rPr>
+          <w:lang w:val="zh_TW" w:bidi="zh_TW"/>
+        </w:rPr>
+        <w:t>6:21–22</w:t>
+      </w:r>
       <w:r>
         <w:rPr>
           <w:lang w:val="zh_TW" w:bidi="zh_TW"/>
         </w:rPr>
         <w:t>；</w:t>
       </w:r>
-      <w:hyperlink r:id="rId54">
-        <w:r>
-          <w:rPr>
-            <w:lang w:val="zh_TW" w:bidi="zh_TW"/>
-          </w:rPr>
-          <w:rPr>
-            <w:color w:val="0000EE"/>
-            <w:u w:val="single"/>
-          </w:rPr>
-          <w:t>12:1–3</w:t>
-        </w:r>
-      </w:hyperlink>
+      <w:r>
+        <w:rPr>
+          <w:lang w:val="zh_TW" w:bidi="zh_TW"/>
+        </w:rPr>
+        <w:t>12:1–3</w:t>
+      </w:r>
       <w:r>
         <w:rPr>
           <w:lang w:val="zh_TW" w:bidi="zh_TW"/>
@@ -1326,54 +1050,36 @@
         </w:rPr>
         <w:t>重要的是根據天啟文學的意象來解釋它的意圖。意象背後的現實和真理是什麼？為了正確地詮釋其象徵意義，必須檢視一段經文的文學背景和歷史背景。有時候，詮釋意象所需的洞見可以在文本中找到（</w:t>
       </w:r>
-      <w:hyperlink r:id="rId55">
-        <w:r>
-          <w:rPr>
-            <w:lang w:val="zh_TW" w:bidi="zh_TW"/>
-          </w:rPr>
-          <w:rPr>
-            <w:color w:val="0000EE"/>
-            <w:u w:val="single"/>
-          </w:rPr>
-          <w:t>7:1–14</w:t>
-        </w:r>
-      </w:hyperlink>
+      <w:r>
+        <w:rPr>
+          <w:lang w:val="zh_TW" w:bidi="zh_TW"/>
+        </w:rPr>
+        <w:t>7:1–14</w:t>
+      </w:r>
       <w:r>
         <w:rPr>
           <w:lang w:val="zh_TW" w:bidi="zh_TW"/>
         </w:rPr>
         <w:t>、</w:t>
       </w:r>
-      <w:hyperlink r:id="rId56">
-        <w:r>
-          <w:rPr>
-            <w:lang w:val="zh_TW" w:bidi="zh_TW"/>
-          </w:rPr>
-          <w:rPr>
-            <w:color w:val="0000EE"/>
-            <w:u w:val="single"/>
-          </w:rPr>
-          <w:t>16–17</w:t>
-        </w:r>
-      </w:hyperlink>
+      <w:r>
+        <w:rPr>
+          <w:lang w:val="zh_TW" w:bidi="zh_TW"/>
+        </w:rPr>
+        <w:t>16–17</w:t>
+      </w:r>
       <w:r>
         <w:rPr>
           <w:lang w:val="zh_TW" w:bidi="zh_TW"/>
         </w:rPr>
         <w:t>、</w:t>
       </w:r>
-      <w:hyperlink r:id="rId57">
-        <w:r>
-          <w:rPr>
-            <w:lang w:val="zh_TW" w:bidi="zh_TW"/>
-          </w:rPr>
-          <w:rPr>
-            <w:color w:val="0000EE"/>
-            <w:u w:val="single"/>
-          </w:rPr>
-          <w:t>23–25</w:t>
-        </w:r>
-      </w:hyperlink>
+      <w:r>
+        <w:rPr>
+          <w:lang w:val="zh_TW" w:bidi="zh_TW"/>
+        </w:rPr>
+        <w:t>23–25</w:t>
+      </w:r>
       <w:r>
         <w:rPr>
           <w:lang w:val="zh_TW" w:bidi="zh_TW"/>
@@ -1430,510 +1136,312 @@
         </w:rPr>
         <w:t>但以理書的主要主題是神是至高無上的：祂會完成祂對人類和所有受造物的旨意。歷史正以一種不可阻擋的步伐邁向神的國度，在那裡神的主權將會完全實現。神會審判和拯救祂的子民，按祂的美意在全世界掌管歷史，興起或廢除異教的國度和君王。祂決定何時結束被擄之期（</w:t>
       </w:r>
-      <w:hyperlink r:id="rId58">
-        <w:r>
-          <w:rPr>
-            <w:lang w:val="zh_TW" w:bidi="zh_TW"/>
-          </w:rPr>
-          <w:rPr>
-            <w:color w:val="0000EE"/>
-            <w:u w:val="single"/>
-          </w:rPr>
-          <w:t>9:18–19</w:t>
-        </w:r>
-      </w:hyperlink>
+      <w:r>
+        <w:rPr>
+          <w:lang w:val="zh_TW" w:bidi="zh_TW"/>
+        </w:rPr>
+        <w:t>9:18–19</w:t>
+      </w:r>
       <w:r>
         <w:rPr>
           <w:lang w:val="zh_TW" w:bidi="zh_TW"/>
         </w:rPr>
         <w:t>），並擊敗和控制邪惡的勢力（</w:t>
       </w:r>
-      <w:hyperlink r:id="rId59">
-        <w:r>
-          <w:rPr>
-            <w:lang w:val="zh_TW" w:bidi="zh_TW"/>
-          </w:rPr>
-          <w:rPr>
-            <w:color w:val="0000EE"/>
-            <w:u w:val="single"/>
-          </w:rPr>
-          <w:t>4:30</w:t>
-        </w:r>
-      </w:hyperlink>
+      <w:r>
+        <w:rPr>
+          <w:lang w:val="zh_TW" w:bidi="zh_TW"/>
+        </w:rPr>
+        <w:t>4:30</w:t>
+      </w:r>
       <w:r>
         <w:rPr>
           <w:lang w:val="zh_TW" w:bidi="zh_TW"/>
         </w:rPr>
         <w:t>、</w:t>
       </w:r>
-      <w:hyperlink r:id="rId60">
-        <w:r>
-          <w:rPr>
-            <w:lang w:val="zh_TW" w:bidi="zh_TW"/>
-          </w:rPr>
-          <w:rPr>
-            <w:color w:val="0000EE"/>
-            <w:u w:val="single"/>
-          </w:rPr>
-          <w:t>32，</w:t>
-        </w:r>
-      </w:hyperlink>
-      <w:hyperlink r:id="rId61">
-        <w:r>
-          <w:rPr>
-            <w:lang w:val="zh_TW" w:bidi="zh_TW"/>
-          </w:rPr>
-          <w:rPr>
-            <w:color w:val="0000EE"/>
-            <w:u w:val="single"/>
-          </w:rPr>
-          <w:t>7:8</w:t>
-        </w:r>
-      </w:hyperlink>
+      <w:r>
+        <w:rPr>
+          <w:lang w:val="zh_TW" w:bidi="zh_TW"/>
+        </w:rPr>
+        <w:t>32，</w:t>
+      </w:r>
+      <w:r>
+        <w:rPr>
+          <w:lang w:val="zh_TW" w:bidi="zh_TW"/>
+        </w:rPr>
+        <w:t>7:8</w:t>
+      </w:r>
       <w:r>
         <w:rPr>
           <w:lang w:val="zh_TW" w:bidi="zh_TW"/>
         </w:rPr>
         <w:t>、</w:t>
       </w:r>
-      <w:hyperlink r:id="rId62">
-        <w:r>
-          <w:rPr>
-            <w:lang w:val="zh_TW" w:bidi="zh_TW"/>
-          </w:rPr>
-          <w:rPr>
-            <w:color w:val="0000EE"/>
-            <w:u w:val="single"/>
-          </w:rPr>
-          <w:t>20–21，</w:t>
-        </w:r>
-      </w:hyperlink>
-      <w:hyperlink r:id="rId63">
-        <w:r>
-          <w:rPr>
-            <w:lang w:val="zh_TW" w:bidi="zh_TW"/>
-          </w:rPr>
-          <w:rPr>
-            <w:color w:val="0000EE"/>
-            <w:u w:val="single"/>
-          </w:rPr>
-          <w:t>10:13，</w:t>
-        </w:r>
-      </w:hyperlink>
-      <w:hyperlink r:id="rId64">
-        <w:r>
-          <w:rPr>
-            <w:lang w:val="zh_TW" w:bidi="zh_TW"/>
-          </w:rPr>
-          <w:rPr>
-            <w:color w:val="0000EE"/>
-            <w:u w:val="single"/>
-          </w:rPr>
-          <w:t>11:28</w:t>
-        </w:r>
-      </w:hyperlink>
+      <w:r>
+        <w:rPr>
+          <w:lang w:val="zh_TW" w:bidi="zh_TW"/>
+        </w:rPr>
+        <w:t>20–21，</w:t>
+      </w:r>
+      <w:r>
+        <w:rPr>
+          <w:lang w:val="zh_TW" w:bidi="zh_TW"/>
+        </w:rPr>
+        <w:t>10:13，</w:t>
+      </w:r>
+      <w:r>
+        <w:rPr>
+          <w:lang w:val="zh_TW" w:bidi="zh_TW"/>
+        </w:rPr>
+        <w:t>11:28</w:t>
+      </w:r>
       <w:r>
         <w:rPr>
           <w:lang w:val="zh_TW" w:bidi="zh_TW"/>
         </w:rPr>
         <w:t>、</w:t>
       </w:r>
-      <w:hyperlink r:id="rId65">
-        <w:r>
-          <w:rPr>
-            <w:lang w:val="zh_TW" w:bidi="zh_TW"/>
-          </w:rPr>
-          <w:rPr>
-            <w:color w:val="0000EE"/>
-            <w:u w:val="single"/>
-          </w:rPr>
-          <w:t>30–32</w:t>
-        </w:r>
-      </w:hyperlink>
+      <w:r>
+        <w:rPr>
+          <w:lang w:val="zh_TW" w:bidi="zh_TW"/>
+        </w:rPr>
+        <w:t>30–32</w:t>
+      </w:r>
       <w:r>
         <w:rPr>
           <w:lang w:val="zh_TW" w:bidi="zh_TW"/>
         </w:rPr>
         <w:t>）。天上的權勢向祂屈膝（</w:t>
       </w:r>
-      <w:hyperlink r:id="rId66">
-        <w:r>
-          <w:rPr>
-            <w:lang w:val="zh_TW" w:bidi="zh_TW"/>
-          </w:rPr>
-          <w:rPr>
-            <w:color w:val="0000EE"/>
-            <w:u w:val="single"/>
-          </w:rPr>
-          <w:t>3:28，</w:t>
-        </w:r>
-      </w:hyperlink>
-      <w:hyperlink r:id="rId67">
-        <w:r>
-          <w:rPr>
-            <w:lang w:val="zh_TW" w:bidi="zh_TW"/>
-          </w:rPr>
-          <w:rPr>
-            <w:color w:val="0000EE"/>
-            <w:u w:val="single"/>
-          </w:rPr>
-          <w:t>4:23，</w:t>
-        </w:r>
-      </w:hyperlink>
+      <w:r>
+        <w:rPr>
+          <w:lang w:val="zh_TW" w:bidi="zh_TW"/>
+        </w:rPr>
+        <w:t>3:28，</w:t>
+      </w:r>
+      <w:r>
+        <w:rPr>
+          <w:lang w:val="zh_TW" w:bidi="zh_TW"/>
+        </w:rPr>
+        <w:t>4:23，</w:t>
+      </w:r>
       <w:r>
         <w:rPr>
           <w:lang w:val="zh_TW" w:bidi="zh_TW"/>
         </w:rPr>
         <w:t>、</w:t>
       </w:r>
-      <w:hyperlink r:id="rId68">
-        <w:r>
-          <w:rPr>
-            <w:lang w:val="zh_TW" w:bidi="zh_TW"/>
-          </w:rPr>
-          <w:rPr>
-            <w:color w:val="0000EE"/>
-            <w:u w:val="single"/>
-          </w:rPr>
-          <w:t>35，</w:t>
-        </w:r>
-      </w:hyperlink>
-      <w:hyperlink r:id="rId69">
-        <w:r>
-          <w:rPr>
-            <w:lang w:val="zh_TW" w:bidi="zh_TW"/>
-          </w:rPr>
-          <w:rPr>
-            <w:color w:val="0000EE"/>
-            <w:u w:val="single"/>
-          </w:rPr>
-          <w:t>5:5，</w:t>
-        </w:r>
-      </w:hyperlink>
-      <w:hyperlink r:id="rId70">
-        <w:r>
-          <w:rPr>
-            <w:lang w:val="zh_TW" w:bidi="zh_TW"/>
-          </w:rPr>
-          <w:rPr>
-            <w:color w:val="0000EE"/>
-            <w:u w:val="single"/>
-          </w:rPr>
-          <w:t>6:21，</w:t>
-        </w:r>
-      </w:hyperlink>
-      <w:hyperlink r:id="rId71">
-        <w:r>
-          <w:rPr>
-            <w:lang w:val="zh_TW" w:bidi="zh_TW"/>
-          </w:rPr>
-          <w:rPr>
-            <w:color w:val="0000EE"/>
-            <w:u w:val="single"/>
-          </w:rPr>
-          <w:t>8:16，</w:t>
-        </w:r>
-      </w:hyperlink>
-      <w:hyperlink r:id="rId72">
-        <w:r>
-          <w:rPr>
-            <w:lang w:val="zh_TW" w:bidi="zh_TW"/>
-          </w:rPr>
-          <w:rPr>
-            <w:color w:val="0000EE"/>
-            <w:u w:val="single"/>
-          </w:rPr>
-          <w:t>9:21，</w:t>
-        </w:r>
-      </w:hyperlink>
-      <w:hyperlink r:id="rId73">
-        <w:r>
-          <w:rPr>
-            <w:lang w:val="zh_TW" w:bidi="zh_TW"/>
-          </w:rPr>
-          <w:rPr>
-            <w:color w:val="0000EE"/>
-            <w:u w:val="single"/>
-          </w:rPr>
-          <w:t>10:5</w:t>
-        </w:r>
-      </w:hyperlink>
+      <w:r>
+        <w:rPr>
+          <w:lang w:val="zh_TW" w:bidi="zh_TW"/>
+        </w:rPr>
+        <w:t>35，</w:t>
+      </w:r>
+      <w:r>
+        <w:rPr>
+          <w:lang w:val="zh_TW" w:bidi="zh_TW"/>
+        </w:rPr>
+        <w:t>5:5，</w:t>
+      </w:r>
+      <w:r>
+        <w:rPr>
+          <w:lang w:val="zh_TW" w:bidi="zh_TW"/>
+        </w:rPr>
+        <w:t>6:21，</w:t>
+      </w:r>
+      <w:r>
+        <w:rPr>
+          <w:lang w:val="zh_TW" w:bidi="zh_TW"/>
+        </w:rPr>
+        <w:t>8:16，</w:t>
+      </w:r>
+      <w:r>
+        <w:rPr>
+          <w:lang w:val="zh_TW" w:bidi="zh_TW"/>
+        </w:rPr>
+        <w:t>9:21，</w:t>
+      </w:r>
+      <w:r>
+        <w:rPr>
+          <w:lang w:val="zh_TW" w:bidi="zh_TW"/>
+        </w:rPr>
+        <w:t>10:5</w:t>
+      </w:r>
       <w:r>
         <w:rPr>
           <w:lang w:val="zh_TW" w:bidi="zh_TW"/>
         </w:rPr>
         <w:t>、</w:t>
       </w:r>
-      <w:hyperlink r:id="rId63">
-        <w:r>
-          <w:rPr>
-            <w:lang w:val="zh_TW" w:bidi="zh_TW"/>
-          </w:rPr>
-          <w:rPr>
-            <w:color w:val="0000EE"/>
-            <w:u w:val="single"/>
-          </w:rPr>
-          <w:t>13，</w:t>
-        </w:r>
-      </w:hyperlink>
-      <w:hyperlink r:id="rId74">
-        <w:r>
-          <w:rPr>
-            <w:lang w:val="zh_TW" w:bidi="zh_TW"/>
-          </w:rPr>
-          <w:rPr>
-            <w:color w:val="0000EE"/>
-            <w:u w:val="single"/>
-          </w:rPr>
-          <w:t>12:1</w:t>
-        </w:r>
-      </w:hyperlink>
+      <w:r>
+        <w:rPr>
+          <w:lang w:val="zh_TW" w:bidi="zh_TW"/>
+        </w:rPr>
+        <w:t>13，</w:t>
+      </w:r>
+      <w:r>
+        <w:rPr>
+          <w:lang w:val="zh_TW" w:bidi="zh_TW"/>
+        </w:rPr>
+        <w:t>12:1</w:t>
+      </w:r>
       <w:r>
         <w:rPr>
           <w:lang w:val="zh_TW" w:bidi="zh_TW"/>
         </w:rPr>
         <w:t>），祂有能力使死人復活（</w:t>
       </w:r>
-      <w:hyperlink r:id="rId54">
-        <w:r>
-          <w:rPr>
-            <w:lang w:val="zh_TW" w:bidi="zh_TW"/>
-          </w:rPr>
-          <w:rPr>
-            <w:color w:val="0000EE"/>
-            <w:u w:val="single"/>
-          </w:rPr>
-          <w:t>12:1–3</w:t>
-        </w:r>
-      </w:hyperlink>
+      <w:r>
+        <w:rPr>
+          <w:lang w:val="zh_TW" w:bidi="zh_TW"/>
+        </w:rPr>
+        <w:t>12:1–3</w:t>
+      </w:r>
       <w:r>
         <w:rPr>
           <w:lang w:val="zh_TW" w:bidi="zh_TW"/>
         </w:rPr>
         <w:t>）。祂的智慧掌管萬事（</w:t>
       </w:r>
-      <w:hyperlink r:id="rId75">
-        <w:r>
-          <w:rPr>
-            <w:lang w:val="zh_TW" w:bidi="zh_TW"/>
-          </w:rPr>
-          <w:rPr>
-            <w:color w:val="0000EE"/>
-            <w:u w:val="single"/>
-          </w:rPr>
-          <w:t>3:18，</w:t>
-        </w:r>
-      </w:hyperlink>
-      <w:hyperlink r:id="rId76">
-        <w:r>
-          <w:rPr>
-            <w:lang w:val="zh_TW" w:bidi="zh_TW"/>
-          </w:rPr>
-          <w:rPr>
-            <w:color w:val="0000EE"/>
-            <w:u w:val="single"/>
-          </w:rPr>
-          <w:t>11:35</w:t>
-        </w:r>
-      </w:hyperlink>
+      <w:r>
+        <w:rPr>
+          <w:lang w:val="zh_TW" w:bidi="zh_TW"/>
+        </w:rPr>
+        <w:t>3:18，</w:t>
+      </w:r>
+      <w:r>
+        <w:rPr>
+          <w:lang w:val="zh_TW" w:bidi="zh_TW"/>
+        </w:rPr>
+        <w:t>11:35</w:t>
+      </w:r>
       <w:r>
         <w:rPr>
           <w:lang w:val="zh_TW" w:bidi="zh_TW"/>
         </w:rPr>
         <w:t>）。祂揀選並認可那些在祂眼中被眷愛和看重的人（</w:t>
       </w:r>
-      <w:hyperlink r:id="rId77">
-        <w:r>
-          <w:rPr>
-            <w:lang w:val="zh_TW" w:bidi="zh_TW"/>
-          </w:rPr>
-          <w:rPr>
-            <w:color w:val="0000EE"/>
-            <w:u w:val="single"/>
-          </w:rPr>
-          <w:t>9:23，</w:t>
-        </w:r>
-      </w:hyperlink>
-      <w:hyperlink r:id="rId78">
-        <w:r>
-          <w:rPr>
-            <w:lang w:val="zh_TW" w:bidi="zh_TW"/>
-          </w:rPr>
-          <w:rPr>
-            <w:color w:val="0000EE"/>
-            <w:u w:val="single"/>
-          </w:rPr>
-          <w:t>10:11</w:t>
-        </w:r>
-      </w:hyperlink>
+      <w:r>
+        <w:rPr>
+          <w:lang w:val="zh_TW" w:bidi="zh_TW"/>
+        </w:rPr>
+        <w:t>9:23，</w:t>
+      </w:r>
+      <w:r>
+        <w:rPr>
+          <w:lang w:val="zh_TW" w:bidi="zh_TW"/>
+        </w:rPr>
+        <w:t>10:11</w:t>
+      </w:r>
       <w:r>
         <w:rPr>
           <w:lang w:val="zh_TW" w:bidi="zh_TW"/>
         </w:rPr>
         <w:t>、</w:t>
       </w:r>
-      <w:hyperlink r:id="rId79">
-        <w:r>
-          <w:rPr>
-            <w:lang w:val="zh_TW" w:bidi="zh_TW"/>
-          </w:rPr>
-          <w:rPr>
-            <w:color w:val="0000EE"/>
-            <w:u w:val="single"/>
-          </w:rPr>
-          <w:t>19</w:t>
-        </w:r>
-      </w:hyperlink>
+      <w:r>
+        <w:rPr>
+          <w:lang w:val="zh_TW" w:bidi="zh_TW"/>
+        </w:rPr>
+        <w:t>19</w:t>
+      </w:r>
       <w:r>
         <w:rPr>
           <w:lang w:val="zh_TW" w:bidi="zh_TW"/>
         </w:rPr>
         <w:t>）。神在全地建立祂的國度，直到永遠，祂的子民將與他們的王——人子一同統治全地（</w:t>
       </w:r>
-      <w:hyperlink r:id="rId80">
-        <w:r>
-          <w:rPr>
-            <w:lang w:val="zh_TW" w:bidi="zh_TW"/>
-          </w:rPr>
-          <w:rPr>
-            <w:color w:val="0000EE"/>
-            <w:u w:val="single"/>
-          </w:rPr>
-          <w:t>7:13</w:t>
-        </w:r>
-      </w:hyperlink>
+      <w:r>
+        <w:rPr>
+          <w:lang w:val="zh_TW" w:bidi="zh_TW"/>
+        </w:rPr>
+        <w:t>7:13</w:t>
+      </w:r>
       <w:r>
         <w:rPr>
           <w:lang w:val="zh_TW" w:bidi="zh_TW"/>
         </w:rPr>
         <w:t>、</w:t>
       </w:r>
-      <w:hyperlink r:id="rId81">
-        <w:r>
-          <w:rPr>
-            <w:lang w:val="zh_TW" w:bidi="zh_TW"/>
-          </w:rPr>
-          <w:rPr>
-            <w:color w:val="0000EE"/>
-            <w:u w:val="single"/>
-          </w:rPr>
-          <w:t>22</w:t>
-        </w:r>
-      </w:hyperlink>
+      <w:r>
+        <w:rPr>
+          <w:lang w:val="zh_TW" w:bidi="zh_TW"/>
+        </w:rPr>
+        <w:t>22</w:t>
+      </w:r>
       <w:r>
         <w:rPr>
           <w:lang w:val="zh_TW" w:bidi="zh_TW"/>
         </w:rPr>
         <w:t>；見</w:t>
       </w:r>
-      <w:hyperlink r:id="rId82">
-        <w:r>
-          <w:rPr>
-            <w:lang w:val="zh_TW" w:bidi="zh_TW"/>
-          </w:rPr>
-          <w:rPr>
-            <w:color w:val="0000EE"/>
-            <w:u w:val="single"/>
-          </w:rPr>
-          <w:t>詩110:1</w:t>
-        </w:r>
-      </w:hyperlink>
+      <w:r>
+        <w:rPr>
+          <w:lang w:val="zh_TW" w:bidi="zh_TW"/>
+        </w:rPr>
+        <w:t>詩110:1</w:t>
+      </w:r>
       <w:r>
         <w:rPr>
           <w:lang w:val="zh_TW" w:bidi="zh_TW"/>
         </w:rPr>
         <w:t>；</w:t>
       </w:r>
-      <w:hyperlink r:id="rId83">
-        <w:r>
-          <w:rPr>
-            <w:lang w:val="zh_TW" w:bidi="zh_TW"/>
-          </w:rPr>
-          <w:rPr>
-            <w:color w:val="0000EE"/>
-            <w:u w:val="single"/>
-          </w:rPr>
-          <w:t>太24:27–44，</w:t>
-        </w:r>
-      </w:hyperlink>
-      <w:hyperlink r:id="rId84">
-        <w:r>
-          <w:rPr>
-            <w:lang w:val="zh_TW" w:bidi="zh_TW"/>
-          </w:rPr>
-          <w:rPr>
-            <w:color w:val="0000EE"/>
-            <w:u w:val="single"/>
-          </w:rPr>
-          <w:t>25:31，</w:t>
-        </w:r>
-      </w:hyperlink>
-      <w:hyperlink r:id="rId85">
-        <w:r>
-          <w:rPr>
-            <w:lang w:val="zh_TW" w:bidi="zh_TW"/>
-          </w:rPr>
-          <w:rPr>
-            <w:color w:val="0000EE"/>
-            <w:u w:val="single"/>
-          </w:rPr>
-          <w:t>26:2</w:t>
-        </w:r>
-      </w:hyperlink>
+      <w:r>
+        <w:rPr>
+          <w:lang w:val="zh_TW" w:bidi="zh_TW"/>
+        </w:rPr>
+        <w:t>太24:27–44，</w:t>
+      </w:r>
+      <w:r>
+        <w:rPr>
+          <w:lang w:val="zh_TW" w:bidi="zh_TW"/>
+        </w:rPr>
+        <w:t>25:31，</w:t>
+      </w:r>
+      <w:r>
+        <w:rPr>
+          <w:lang w:val="zh_TW" w:bidi="zh_TW"/>
+        </w:rPr>
+        <w:t>26:2</w:t>
+      </w:r>
       <w:r>
         <w:rPr>
           <w:lang w:val="zh_TW" w:bidi="zh_TW"/>
         </w:rPr>
         <w:t>、</w:t>
       </w:r>
-      <w:hyperlink r:id="rId86">
-        <w:r>
-          <w:rPr>
-            <w:lang w:val="zh_TW" w:bidi="zh_TW"/>
-          </w:rPr>
-          <w:rPr>
-            <w:color w:val="0000EE"/>
-            <w:u w:val="single"/>
-          </w:rPr>
-          <w:t>64</w:t>
-        </w:r>
-      </w:hyperlink>
+      <w:r>
+        <w:rPr>
+          <w:lang w:val="zh_TW" w:bidi="zh_TW"/>
+        </w:rPr>
+        <w:t>64</w:t>
+      </w:r>
       <w:r>
         <w:rPr>
           <w:lang w:val="zh_TW" w:bidi="zh_TW"/>
         </w:rPr>
         <w:t>；</w:t>
       </w:r>
-      <w:hyperlink r:id="rId87">
-        <w:r>
-          <w:rPr>
-            <w:lang w:val="zh_TW" w:bidi="zh_TW"/>
-          </w:rPr>
-          <w:rPr>
-            <w:color w:val="0000EE"/>
-            <w:u w:val="single"/>
-          </w:rPr>
-          <w:t>可14:62</w:t>
-        </w:r>
-      </w:hyperlink>
+      <w:r>
+        <w:rPr>
+          <w:lang w:val="zh_TW" w:bidi="zh_TW"/>
+        </w:rPr>
+        <w:t>可14:62</w:t>
+      </w:r>
       <w:r>
         <w:rPr>
           <w:lang w:val="zh_TW" w:bidi="zh_TW"/>
         </w:rPr>
         <w:t>；</w:t>
       </w:r>
-      <w:hyperlink r:id="rId88">
-        <w:r>
-          <w:rPr>
-            <w:lang w:val="zh_TW" w:bidi="zh_TW"/>
-          </w:rPr>
-          <w:rPr>
-            <w:color w:val="0000EE"/>
-            <w:u w:val="single"/>
-          </w:rPr>
-          <w:t>啟1:7</w:t>
-        </w:r>
-      </w:hyperlink>
+      <w:r>
+        <w:rPr>
+          <w:lang w:val="zh_TW" w:bidi="zh_TW"/>
+        </w:rPr>
+        <w:t>啟1:7</w:t>
+      </w:r>
       <w:r>
         <w:rPr>
           <w:lang w:val="zh_TW" w:bidi="zh_TW"/>
